--- a/services/export-service/templates/web/04_test_results.docx
+++ b/services/export-service/templates/web/04_test_results.docx
@@ -2,17 +2,6 @@
 <file path=word/document.xml><?xml version="1.0" encoding="utf-8"?>
 <w:document xmlns:mc="http://schemas.openxmlformats.org/markup-compatibility/2006" xmlns:o="urn:schemas-microsoft-com:office:office" xmlns:r="http://schemas.openxmlformats.org/officeDocument/2006/relationships" xmlns:m="http://schemas.openxmlformats.org/officeDocument/2006/math" xmlns:v="urn:schemas-microsoft-com:vml" xmlns:wp="http://schemas.openxmlformats.org/drawingml/2006/wordprocessingDrawing" xmlns:w10="urn:schemas-microsoft-com:office:word" xmlns:w="http://schemas.openxmlformats.org/wordprocessingml/2006/main" xmlns:wne="http://schemas.microsoft.com/office/word/2006/wordml" xmlns:sl="http://schemas.openxmlformats.org/schemaLibrary/2006/main" xmlns:a="http://schemas.openxmlformats.org/drawingml/2006/main" xmlns:pic="http://schemas.openxmlformats.org/drawingml/2006/picture" xmlns:c="http://schemas.openxmlformats.org/drawingml/2006/chart" xmlns:lc="http://schemas.openxmlformats.org/drawingml/2006/lockedCanvas" xmlns:dgm="http://schemas.openxmlformats.org/drawingml/2006/diagram" xmlns:wps="http://schemas.microsoft.com/office/word/2010/wordprocessingShape" xmlns:wpg="http://schemas.microsoft.com/office/word/2010/wordprocessingGroup" xmlns:w14="http://schemas.microsoft.com/office/word/2010/wordml" xmlns:w15="http://schemas.microsoft.com/office/word/2012/wordml" xmlns:w16="http://schemas.microsoft.com/office/word/2018/wordml" xmlns:w16cex="http://schemas.microsoft.com/office/word/2018/wordml/cex" xmlns:w16cid="http://schemas.microsoft.com/office/word/2016/wordml/cid" xmlns="http://schemas.microsoft.com/office/tasks/2019/documenttasks" xmlns:cr="http://schemas.microsoft.com/office/comments/2020/reactions">
   <w:body>
-    <w:p>
-      <w:pPr>
-        <w:jc w:val="right"/>
-        <w:rPr/>
-      </w:pPr>
-      <w:r>
-        <w:rPr>
-          <w:rtl w:val="0"/>
-        </w:rPr>
-      </w:r>
-    </w:p>
     <w:p>
       <w:pPr>
         <w:pStyle w:val="Heading1"/>
@@ -29,7 +18,7 @@
           <w:szCs w:val="40"/>
         </w:rPr>
       </w:pPr>
-      <w:bookmarkStart w:colFirst="0" w:colLast="0" w:name="_7se6mmovc6uc" w:id="0"/>
+      <w:bookmarkStart w:colFirst="0" w:colLast="0" w:name="_g14kmbfju3sd" w:id="0"/>
       <w:bookmarkEnd w:id="0"/>
       <w:r>
         <w:rPr>
@@ -96,6 +85,11 @@
         </w:rPr>
         <w:t xml:space="preserve">не в полной мере осуществляется проверка пользовательского ввода AI-помощником;</w:t>
       </w:r>
+      <w:r>
+        <w:rPr>
+          <w:rtl w:val="0"/>
+        </w:rPr>
+      </w:r>
     </w:p>
     <w:p>
       <w:pPr>
@@ -139,6 +133,11 @@
         </w:rPr>
         <w:t xml:space="preserve">недостаточно ограничены действия AI-помощника;</w:t>
       </w:r>
+      <w:r>
+        <w:rPr>
+          <w:rtl w:val="0"/>
+        </w:rPr>
+      </w:r>
     </w:p>
     <w:p>
       <w:pPr>
@@ -182,6 +181,11 @@
         </w:rPr>
         <w:t xml:space="preserve">JWT содержит подробную информацию о пользователе;</w:t>
       </w:r>
+      <w:r>
+        <w:rPr>
+          <w:rtl w:val="0"/>
+        </w:rPr>
+      </w:r>
     </w:p>
     <w:p>
       <w:pPr>
@@ -225,6 +229,11 @@
         </w:rPr>
         <w:t xml:space="preserve">недостаточная валидация пользовательского ввода в ленте новостей.</w:t>
       </w:r>
+      <w:r>
+        <w:rPr>
+          <w:rtl w:val="0"/>
+        </w:rPr>
+      </w:r>
     </w:p>
     <w:p>
       <w:pPr>
@@ -256,25 +265,52 @@
         <w:ind w:left="720" w:right="0" w:firstLine="0"/>
         <w:jc w:val="left"/>
         <w:rPr>
-          <w:rFonts w:ascii="Times New Roman" w:cs="Times New Roman" w:eastAsia="Times New Roman" w:hAnsi="Times New Roman"/>
-          <w:b w:val="0"/>
-          <w:bCs w:val="0"/>
-          <w:i w:val="0"/>
-          <w:iCs w:val="0"/>
-          <w:smallCaps w:val="0"/>
-          <w:strike w:val="0"/>
-          <w:color w:val="262626"/>
           <w:sz w:val="22"/>
           <w:szCs w:val="22"/>
           <w:highlight w:val="yellow"/>
-          <w:u w:val="none"/>
-          <w:vertAlign w:val="baseline"/>
-        </w:rPr>
-      </w:pPr>
-      <w:r>
-        <w:rPr>
-          <w:rtl w:val="0"/>
-        </w:rPr>
+        </w:rPr>
+      </w:pPr>
+      <w:r>
+        <w:rPr>
+          <w:sz w:val="22"/>
+          <w:szCs w:val="22"/>
+          <w:highlight w:val="yellow"/>
+          <w:rtl w:val="0"/>
+        </w:rPr>
+        <w:t xml:space="preserve">critical_count - {{ critical_count }}</w:t>
+      </w:r>
+    </w:p>
+    <w:p>
+      <w:pPr>
+        <w:keepNext w:val="0"/>
+        <w:keepLines w:val="0"/>
+        <w:pageBreakBefore w:val="0"/>
+        <w:widowControl w:val="1"/>
+        <w:pBdr>
+          <w:top w:space="0" w:sz="0" w:val="nil"/>
+          <w:left w:space="0" w:sz="0" w:val="nil"/>
+          <w:bottom w:space="0" w:sz="0" w:val="nil"/>
+          <w:right w:space="0" w:sz="0" w:val="nil"/>
+          <w:between w:space="0" w:sz="0" w:val="nil"/>
+        </w:pBdr>
+        <w:shd w:fill="auto" w:val="clear"/>
+        <w:spacing w:after="0" w:before="0" w:line="259" w:lineRule="auto"/>
+        <w:ind w:left="720" w:right="0" w:firstLine="0"/>
+        <w:jc w:val="left"/>
+        <w:rPr>
+          <w:sz w:val="22"/>
+          <w:szCs w:val="22"/>
+          <w:highlight w:val="yellow"/>
+        </w:rPr>
+      </w:pPr>
+      <w:r>
+        <w:rPr>
+          <w:sz w:val="22"/>
+          <w:szCs w:val="22"/>
+          <w:highlight w:val="yellow"/>
+          <w:rtl w:val="0"/>
+        </w:rPr>
+        <w:t xml:space="preserve">info_count - {{ info_count }}</w:t>
       </w:r>
     </w:p>
     <w:p>
@@ -384,6 +420,11 @@
         </w:rPr>
         <w:t xml:space="preserve">;</w:t>
       </w:r>
+      <w:r>
+        <w:rPr>
+          <w:rtl w:val="0"/>
+        </w:rPr>
+      </w:r>
     </w:p>
     <w:p>
       <w:pPr>
@@ -492,6 +533,11 @@
         </w:rPr>
         <w:t xml:space="preserve">.</w:t>
       </w:r>
+      <w:r>
+        <w:rPr>
+          <w:rtl w:val="0"/>
+        </w:rPr>
+      </w:r>
     </w:p>
     <w:p>
       <w:pPr>
@@ -546,6 +592,11 @@
         </w:rPr>
         <w:t xml:space="preserve">проводить периодический анализ защищенности;</w:t>
       </w:r>
+      <w:r>
+        <w:rPr>
+          <w:rtl w:val="0"/>
+        </w:rPr>
+      </w:r>
     </w:p>
     <w:p>
       <w:pPr>
@@ -589,11 +640,6 @@
         </w:rPr>
         <w:t xml:space="preserve">устранить выявленные уязвимости.</w:t>
       </w:r>
-    </w:p>
-    <w:p>
-      <w:pPr>
-        <w:rPr/>
-      </w:pPr>
       <w:r>
         <w:rPr>
           <w:rtl w:val="0"/>
@@ -628,7 +674,6 @@
     <w:pPr>
       <w:keepNext w:val="0"/>
       <w:keepLines w:val="0"/>
-      <w:pageBreakBefore w:val="0"/>
       <w:widowControl w:val="1"/>
       <w:pBdr>
         <w:top w:space="0" w:sz="0" w:val="nil"/>
@@ -691,7 +736,6 @@
     <w:pPr>
       <w:keepNext w:val="0"/>
       <w:keepLines w:val="0"/>
-      <w:pageBreakBefore w:val="0"/>
       <w:widowControl w:val="1"/>
       <w:pBdr>
         <w:top w:space="0" w:sz="0" w:val="nil"/>
@@ -748,7 +792,6 @@
     <w:pPr>
       <w:keepNext w:val="0"/>
       <w:keepLines w:val="0"/>
-      <w:pageBreakBefore w:val="0"/>
       <w:widowControl w:val="1"/>
       <w:pBdr>
         <w:top w:space="0" w:sz="0" w:val="nil"/>
@@ -1139,7 +1182,7 @@
       <w:lvlText w:val="%1.%2"/>
       <w:lvlJc w:val="left"/>
       <w:pPr>
-        <w:ind w:left="7947" w:hanging="576"/>
+        <w:ind w:left="7947" w:hanging="7947"/>
       </w:pPr>
       <w:rPr/>
     </w:lvl>

--- a/services/export-service/templates/web/04_test_results.docx
+++ b/services/export-service/templates/web/04_test_results.docx
@@ -5,11 +5,7 @@
     <w:p>
       <w:pPr>
         <w:pStyle w:val="Heading1"/>
-        <w:numPr>
-          <w:ilvl w:val="0"/>
-          <w:numId w:val="4"/>
-        </w:numPr>
-        <w:ind w:left="432" w:hanging="432"/>
+        <w:ind w:left="0"/>
         <w:rPr>
           <w:rFonts w:ascii="Times New Roman" w:cs="Times New Roman" w:eastAsia="Times New Roman" w:hAnsi="Times New Roman"/>
           <w:b w:val="0"/>
@@ -20,6 +16,12 @@
       </w:pPr>
       <w:bookmarkStart w:colFirst="0" w:colLast="0" w:name="_g14kmbfju3sd" w:id="0"/>
       <w:bookmarkEnd w:id="0"/>
+      <w:r>
+        <w:rPr>
+          <w:rtl w:val="0"/>
+        </w:rPr>
+        <w:t xml:space="preserve">{{ chapter_num }}. </w:t>
+      </w:r>
       <w:r>
         <w:rPr>
           <w:rFonts w:ascii="Times New Roman" w:cs="Times New Roman" w:eastAsia="Times New Roman" w:hAnsi="Times New Roman"/>
@@ -1165,98 +1167,6 @@
       </w:rPr>
     </w:lvl>
   </w:abstractNum>
-  <w:abstractNum w:abstractNumId="4">
-    <w:lvl w:ilvl="0">
-      <w:start w:val="1"/>
-      <w:numFmt w:val="decimal"/>
-      <w:lvlText w:val="%1"/>
-      <w:lvlJc w:val="left"/>
-      <w:pPr>
-        <w:ind w:left="432" w:hanging="432"/>
-      </w:pPr>
-      <w:rPr/>
-    </w:lvl>
-    <w:lvl w:ilvl="1">
-      <w:start w:val="1"/>
-      <w:numFmt w:val="decimal"/>
-      <w:lvlText w:val="%1.%2"/>
-      <w:lvlJc w:val="left"/>
-      <w:pPr>
-        <w:ind w:left="7947" w:hanging="7947"/>
-      </w:pPr>
-      <w:rPr/>
-    </w:lvl>
-    <w:lvl w:ilvl="2">
-      <w:start w:val="1"/>
-      <w:numFmt w:val="decimal"/>
-      <w:lvlText w:val="%1.%2.%3"/>
-      <w:lvlJc w:val="left"/>
-      <w:pPr>
-        <w:ind w:left="1855" w:hanging="720"/>
-      </w:pPr>
-      <w:rPr/>
-    </w:lvl>
-    <w:lvl w:ilvl="3">
-      <w:start w:val="1"/>
-      <w:numFmt w:val="decimal"/>
-      <w:lvlText w:val="%1.%2.%3.%4"/>
-      <w:lvlJc w:val="left"/>
-      <w:pPr>
-        <w:ind w:left="864" w:hanging="864"/>
-      </w:pPr>
-      <w:rPr/>
-    </w:lvl>
-    <w:lvl w:ilvl="4">
-      <w:start w:val="1"/>
-      <w:numFmt w:val="decimal"/>
-      <w:lvlText w:val="%1.%2.%3.%4.%5"/>
-      <w:lvlJc w:val="left"/>
-      <w:pPr>
-        <w:ind w:left="1008" w:hanging="1008"/>
-      </w:pPr>
-      <w:rPr/>
-    </w:lvl>
-    <w:lvl w:ilvl="5">
-      <w:start w:val="1"/>
-      <w:numFmt w:val="decimal"/>
-      <w:lvlText w:val="%1.%2.%3.%4.%5.%6"/>
-      <w:lvlJc w:val="left"/>
-      <w:pPr>
-        <w:ind w:left="1152" w:hanging="1152"/>
-      </w:pPr>
-      <w:rPr/>
-    </w:lvl>
-    <w:lvl w:ilvl="6">
-      <w:start w:val="1"/>
-      <w:numFmt w:val="decimal"/>
-      <w:lvlText w:val="%1.%2.%3.%4.%5.%6.%7"/>
-      <w:lvlJc w:val="left"/>
-      <w:pPr>
-        <w:ind w:left="1296" w:hanging="1296"/>
-      </w:pPr>
-      <w:rPr/>
-    </w:lvl>
-    <w:lvl w:ilvl="7">
-      <w:start w:val="1"/>
-      <w:numFmt w:val="decimal"/>
-      <w:lvlText w:val="%1.%2.%3.%4.%5.%6.%7.%8"/>
-      <w:lvlJc w:val="left"/>
-      <w:pPr>
-        <w:ind w:left="1440" w:hanging="1440"/>
-      </w:pPr>
-      <w:rPr/>
-    </w:lvl>
-    <w:lvl w:ilvl="8">
-      <w:start w:val="1"/>
-      <w:numFmt w:val="decimal"/>
-      <w:lvlText w:val="%1.%2.%3.%4.%5.%6.%7.%8.%9"/>
-      <w:lvlJc w:val="left"/>
-      <w:pPr>
-        <w:ind w:left="1584" w:hanging="1584"/>
-      </w:pPr>
-      <w:rPr/>
-    </w:lvl>
-  </w:abstractNum>
   <w:num w:numId="1">
     <w:abstractNumId w:val="1"/>
   </w:num>
@@ -1265,9 +1175,6 @@
   </w:num>
   <w:num w:numId="3">
     <w:abstractNumId w:val="3"/>
-  </w:num>
-  <w:num w:numId="4">
-    <w:abstractNumId w:val="4"/>
   </w:num>
 </w:numbering>
 </file>

--- a/services/export-service/templates/web/04_test_results.docx
+++ b/services/export-service/templates/web/04_test_results.docx
@@ -43,6 +43,205 @@
           <w:rtl w:val="0"/>
         </w:rPr>
         <w:t xml:space="preserve">В ходе тестирования исполнителем были обнаружены следующие недостатки: </w:t>
+      </w:r>
+    </w:p>
+    <w:p>
+      <w:pPr>
+        <w:keepNext w:val="0"/>
+        <w:keepLines w:val="0"/>
+        <w:pageBreakBefore w:val="0"/>
+        <w:widowControl w:val="1"/>
+        <w:numPr>
+          <w:ilvl w:val="0"/>
+          <w:numId w:val="3"/>
+        </w:numPr>
+        <w:pBdr>
+          <w:top w:space="0" w:sz="0" w:val="nil"/>
+          <w:left w:space="0" w:sz="0" w:val="nil"/>
+          <w:bottom w:space="0" w:sz="0" w:val="nil"/>
+          <w:right w:space="0" w:sz="0" w:val="nil"/>
+          <w:between w:space="0" w:sz="0" w:val="nil"/>
+        </w:pBdr>
+        <w:shd w:fill="auto" w:val="clear"/>
+        <w:spacing w:after="0" w:afterAutospacing="0" w:before="0" w:line="259" w:lineRule="auto"/>
+        <w:ind w:left="720" w:right="0" w:hanging="360"/>
+        <w:jc w:val="left"/>
+        <w:rPr>
+          <w:u w:val="none"/>
+        </w:rPr>
+      </w:pPr>
+      <w:r>
+        <w:rPr>
+          <w:rtl w:val="0"/>
+        </w:rPr>
+        <w:t xml:space="preserve">{%p for name in vuln_names %}</w:t>
+      </w:r>
+    </w:p>
+    <w:p>
+      <w:pPr>
+        <w:keepNext w:val="0"/>
+        <w:keepLines w:val="0"/>
+        <w:pageBreakBefore w:val="0"/>
+        <w:widowControl w:val="1"/>
+        <w:numPr>
+          <w:ilvl w:val="0"/>
+          <w:numId w:val="3"/>
+        </w:numPr>
+        <w:pBdr>
+          <w:top w:space="0" w:sz="0" w:val="nil"/>
+          <w:left w:space="0" w:sz="0" w:val="nil"/>
+          <w:bottom w:space="0" w:sz="0" w:val="nil"/>
+          <w:right w:space="0" w:sz="0" w:val="nil"/>
+          <w:between w:space="0" w:sz="0" w:val="nil"/>
+        </w:pBdr>
+        <w:shd w:fill="auto" w:val="clear"/>
+        <w:spacing w:after="0" w:afterAutospacing="0" w:before="0" w:line="259" w:lineRule="auto"/>
+        <w:ind w:left="720" w:right="0" w:hanging="360"/>
+        <w:jc w:val="left"/>
+        <w:rPr>
+          <w:u w:val="none"/>
+        </w:rPr>
+      </w:pPr>
+      <w:r>
+        <w:rPr>
+          <w:rtl w:val="0"/>
+        </w:rPr>
+        <w:t xml:space="preserve">{{name}}</w:t>
+      </w:r>
+    </w:p>
+    <w:p>
+      <w:pPr>
+        <w:keepNext w:val="0"/>
+        <w:keepLines w:val="0"/>
+        <w:pageBreakBefore w:val="0"/>
+        <w:widowControl w:val="1"/>
+        <w:numPr>
+          <w:ilvl w:val="0"/>
+          <w:numId w:val="3"/>
+        </w:numPr>
+        <w:pBdr>
+          <w:top w:space="0" w:sz="0" w:val="nil"/>
+          <w:left w:space="0" w:sz="0" w:val="nil"/>
+          <w:bottom w:space="0" w:sz="0" w:val="nil"/>
+          <w:right w:space="0" w:sz="0" w:val="nil"/>
+          <w:between w:space="0" w:sz="0" w:val="nil"/>
+        </w:pBdr>
+        <w:shd w:fill="auto" w:val="clear"/>
+        <w:spacing w:after="160" w:before="0" w:line="259" w:lineRule="auto"/>
+        <w:ind w:left="720" w:right="0" w:hanging="360"/>
+        <w:jc w:val="left"/>
+        <w:rPr>
+          <w:u w:val="none"/>
+        </w:rPr>
+      </w:pPr>
+      <w:r>
+        <w:rPr>
+          <w:rtl w:val="0"/>
+        </w:rPr>
+        <w:t xml:space="preserve">{%p endfor %}</w:t>
+      </w:r>
+    </w:p>
+    <w:p>
+      <w:pPr>
+        <w:keepNext w:val="0"/>
+        <w:keepLines w:val="0"/>
+        <w:pageBreakBefore w:val="0"/>
+        <w:widowControl w:val="1"/>
+        <w:pBdr>
+          <w:top w:space="0" w:sz="0" w:val="nil"/>
+          <w:left w:space="0" w:sz="0" w:val="nil"/>
+          <w:bottom w:space="0" w:sz="0" w:val="nil"/>
+          <w:right w:space="0" w:sz="0" w:val="nil"/>
+          <w:between w:space="0" w:sz="0" w:val="nil"/>
+        </w:pBdr>
+        <w:shd w:fill="auto" w:val="clear"/>
+        <w:spacing w:after="160" w:before="0" w:line="259" w:lineRule="auto"/>
+        <w:ind w:left="0" w:right="0" w:firstLine="0"/>
+        <w:jc w:val="left"/>
+        <w:rPr/>
+      </w:pPr>
+      <w:r>
+        <w:rPr>
+          <w:rtl w:val="0"/>
+        </w:rPr>
+      </w:r>
+    </w:p>
+    <w:p>
+      <w:pPr>
+        <w:ind w:left="360" w:firstLine="0"/>
+        <w:rPr/>
+      </w:pPr>
+      <w:r>
+        <w:rPr>
+          <w:rtl w:val="0"/>
+        </w:rPr>
+        <w:t xml:space="preserve"> По результатам проведения анализа защищенности АС «ЦАРС», исполнителем были обнаружены:</w:t>
+      </w:r>
+    </w:p>
+    <w:p>
+      <w:pPr>
+        <w:keepNext w:val="0"/>
+        <w:keepLines w:val="0"/>
+        <w:pageBreakBefore w:val="0"/>
+        <w:widowControl w:val="1"/>
+        <w:pBdr>
+          <w:top w:space="0" w:sz="0" w:val="nil"/>
+          <w:left w:space="0" w:sz="0" w:val="nil"/>
+          <w:bottom w:space="0" w:sz="0" w:val="nil"/>
+          <w:right w:space="0" w:sz="0" w:val="nil"/>
+          <w:between w:space="0" w:sz="0" w:val="nil"/>
+        </w:pBdr>
+        <w:shd w:fill="auto" w:val="clear"/>
+        <w:spacing w:after="0" w:before="0" w:line="259" w:lineRule="auto"/>
+        <w:ind w:left="720" w:right="0" w:firstLine="0"/>
+        <w:jc w:val="left"/>
+        <w:rPr>
+          <w:sz w:val="22"/>
+          <w:szCs w:val="22"/>
+          <w:highlight w:val="yellow"/>
+        </w:rPr>
+      </w:pPr>
+      <w:r>
+        <w:rPr>
+          <w:sz w:val="22"/>
+          <w:szCs w:val="22"/>
+          <w:highlight w:val="yellow"/>
+          <w:rtl w:val="0"/>
+        </w:rPr>
+        <w:t xml:space="preserve">critical_count - {{ critical_count }}</w:t>
+      </w:r>
+    </w:p>
+    <w:p>
+      <w:pPr>
+        <w:keepNext w:val="0"/>
+        <w:keepLines w:val="0"/>
+        <w:pageBreakBefore w:val="0"/>
+        <w:widowControl w:val="1"/>
+        <w:pBdr>
+          <w:top w:space="0" w:sz="0" w:val="nil"/>
+          <w:left w:space="0" w:sz="0" w:val="nil"/>
+          <w:bottom w:space="0" w:sz="0" w:val="nil"/>
+          <w:right w:space="0" w:sz="0" w:val="nil"/>
+          <w:between w:space="0" w:sz="0" w:val="nil"/>
+        </w:pBdr>
+        <w:shd w:fill="auto" w:val="clear"/>
+        <w:spacing w:after="0" w:before="0" w:line="259" w:lineRule="auto"/>
+        <w:ind w:left="720" w:right="0" w:firstLine="0"/>
+        <w:jc w:val="left"/>
+        <w:rPr>
+          <w:sz w:val="22"/>
+          <w:szCs w:val="22"/>
+          <w:highlight w:val="yellow"/>
+        </w:rPr>
+      </w:pPr>
+      <w:r>
+        <w:rPr>
+          <w:sz w:val="22"/>
+          <w:szCs w:val="22"/>
+          <w:highlight w:val="yellow"/>
+          <w:rtl w:val="0"/>
+        </w:rPr>
+        <w:t xml:space="preserve">info_count - {{ info_count }}</w:t>
       </w:r>
     </w:p>
     <w:p>
@@ -85,37 +284,27 @@
           <w:vertAlign w:val="baseline"/>
           <w:rtl w:val="0"/>
         </w:rPr>
-        <w:t xml:space="preserve">не в полной мере осуществляется проверка пользовательского ввода AI-помощником;</w:t>
-      </w:r>
-      <w:r>
-        <w:rPr>
-          <w:rtl w:val="0"/>
-        </w:rPr>
-      </w:r>
-    </w:p>
-    <w:p>
-      <w:pPr>
-        <w:keepNext w:val="0"/>
-        <w:keepLines w:val="0"/>
-        <w:pageBreakBefore w:val="0"/>
-        <w:widowControl w:val="1"/>
-        <w:numPr>
-          <w:ilvl w:val="0"/>
-          <w:numId w:val="1"/>
-        </w:numPr>
-        <w:pBdr>
-          <w:top w:space="0" w:sz="0" w:val="nil"/>
-          <w:left w:space="0" w:sz="0" w:val="nil"/>
-          <w:bottom w:space="0" w:sz="0" w:val="nil"/>
-          <w:right w:space="0" w:sz="0" w:val="nil"/>
-          <w:between w:space="0" w:sz="0" w:val="nil"/>
-        </w:pBdr>
-        <w:shd w:fill="auto" w:val="clear"/>
-        <w:spacing w:after="0" w:before="0" w:line="259" w:lineRule="auto"/>
-        <w:ind w:left="720" w:right="0" w:hanging="360"/>
-        <w:jc w:val="left"/>
-        <w:rPr/>
-      </w:pPr>
+        <w:t xml:space="preserve">уязвимости с уровнем критичности </w:t>
+      </w:r>
+      <w:r>
+        <w:rPr>
+          <w:rFonts w:ascii="Times New Roman" w:cs="Times New Roman" w:eastAsia="Times New Roman" w:hAnsi="Times New Roman"/>
+          <w:b w:val="0"/>
+          <w:bCs w:val="0"/>
+          <w:i w:val="0"/>
+          <w:iCs w:val="0"/>
+          <w:smallCaps w:val="0"/>
+          <w:strike w:val="0"/>
+          <w:color w:val="ed7d31"/>
+          <w:sz w:val="22"/>
+          <w:szCs w:val="22"/>
+          <w:u w:val="none"/>
+          <w:shd w:fill="auto" w:val="clear"/>
+          <w:vertAlign w:val="baseline"/>
+          <w:rtl w:val="0"/>
+        </w:rPr>
+        <w:t xml:space="preserve">Средний </w:t>
+      </w:r>
       <w:r>
         <w:rPr>
           <w:rFonts w:ascii="Times New Roman" w:cs="Times New Roman" w:eastAsia="Times New Roman" w:hAnsi="Times New Roman"/>
@@ -133,37 +322,16 @@
           <w:vertAlign w:val="baseline"/>
           <w:rtl w:val="0"/>
         </w:rPr>
-        <w:t xml:space="preserve">недостаточно ограничены действия AI-помощника;</w:t>
-      </w:r>
-      <w:r>
-        <w:rPr>
-          <w:rtl w:val="0"/>
-        </w:rPr>
-      </w:r>
-    </w:p>
-    <w:p>
-      <w:pPr>
-        <w:keepNext w:val="0"/>
-        <w:keepLines w:val="0"/>
-        <w:pageBreakBefore w:val="0"/>
-        <w:widowControl w:val="1"/>
-        <w:numPr>
-          <w:ilvl w:val="0"/>
-          <w:numId w:val="1"/>
-        </w:numPr>
-        <w:pBdr>
-          <w:top w:space="0" w:sz="0" w:val="nil"/>
-          <w:left w:space="0" w:sz="0" w:val="nil"/>
-          <w:bottom w:space="0" w:sz="0" w:val="nil"/>
-          <w:right w:space="0" w:sz="0" w:val="nil"/>
-          <w:between w:space="0" w:sz="0" w:val="nil"/>
-        </w:pBdr>
-        <w:shd w:fill="auto" w:val="clear"/>
-        <w:spacing w:after="0" w:before="0" w:line="259" w:lineRule="auto"/>
-        <w:ind w:left="720" w:right="0" w:hanging="360"/>
-        <w:jc w:val="left"/>
-        <w:rPr/>
-      </w:pPr>
+        <w:t xml:space="preserve">– </w:t>
+      </w:r>
+      <w:r>
+        <w:rPr>
+          <w:sz w:val="22"/>
+          <w:szCs w:val="22"/>
+          <w:rtl w:val="0"/>
+        </w:rPr>
+        <w:t xml:space="preserve">{{ medium_count }}</w:t>
+      </w:r>
       <w:r>
         <w:rPr>
           <w:rFonts w:ascii="Times New Roman" w:cs="Times New Roman" w:eastAsia="Times New Roman" w:hAnsi="Times New Roman"/>
@@ -181,7 +349,7 @@
           <w:vertAlign w:val="baseline"/>
           <w:rtl w:val="0"/>
         </w:rPr>
-        <w:t xml:space="preserve">JWT содержит подробную информацию о пользователе;</w:t>
+        <w:t xml:space="preserve">;</w:t>
       </w:r>
       <w:r>
         <w:rPr>
@@ -229,7 +397,72 @@
           <w:vertAlign w:val="baseline"/>
           <w:rtl w:val="0"/>
         </w:rPr>
-        <w:t xml:space="preserve">недостаточная валидация пользовательского ввода в ленте новостей.</w:t>
+        <w:t xml:space="preserve">уязвимости с уровнем критичности </w:t>
+      </w:r>
+      <w:r>
+        <w:rPr>
+          <w:rFonts w:ascii="Times New Roman" w:cs="Times New Roman" w:eastAsia="Times New Roman" w:hAnsi="Times New Roman"/>
+          <w:b w:val="0"/>
+          <w:bCs w:val="0"/>
+          <w:i w:val="0"/>
+          <w:iCs w:val="0"/>
+          <w:smallCaps w:val="0"/>
+          <w:strike w:val="0"/>
+          <w:color w:val="00b050"/>
+          <w:sz w:val="22"/>
+          <w:szCs w:val="22"/>
+          <w:u w:val="none"/>
+          <w:shd w:fill="auto" w:val="clear"/>
+          <w:vertAlign w:val="baseline"/>
+          <w:rtl w:val="0"/>
+        </w:rPr>
+        <w:t xml:space="preserve">Низкий </w:t>
+      </w:r>
+      <w:r>
+        <w:rPr>
+          <w:rFonts w:ascii="Times New Roman" w:cs="Times New Roman" w:eastAsia="Times New Roman" w:hAnsi="Times New Roman"/>
+          <w:b w:val="0"/>
+          <w:bCs w:val="0"/>
+          <w:i w:val="0"/>
+          <w:iCs w:val="0"/>
+          <w:smallCaps w:val="0"/>
+          <w:strike w:val="0"/>
+          <w:color w:val="262626"/>
+          <w:sz w:val="22"/>
+          <w:szCs w:val="22"/>
+          <w:u w:val="none"/>
+          <w:shd w:fill="auto" w:val="clear"/>
+          <w:vertAlign w:val="baseline"/>
+          <w:rtl w:val="0"/>
+        </w:rPr>
+        <w:t xml:space="preserve">– </w:t>
+      </w:r>
+      <w:r>
+        <w:rPr>
+          <w:sz w:val="22"/>
+          <w:szCs w:val="22"/>
+          <w:rtl w:val="0"/>
+        </w:rPr>
+        <w:t xml:space="preserve">{{ low_count }}</w:t>
+      </w:r>
+      <w:r>
+        <w:rPr>
+          <w:rFonts w:ascii="Times New Roman" w:cs="Times New Roman" w:eastAsia="Times New Roman" w:hAnsi="Times New Roman"/>
+          <w:b w:val="0"/>
+          <w:bCs w:val="0"/>
+          <w:i w:val="0"/>
+          <w:iCs w:val="0"/>
+          <w:smallCaps w:val="0"/>
+          <w:strike w:val="0"/>
+          <w:color w:val="262626"/>
+          <w:sz w:val="22"/>
+          <w:szCs w:val="22"/>
+          <w:u w:val="none"/>
+          <w:shd w:fill="auto" w:val="clear"/>
+          <w:vertAlign w:val="baseline"/>
+          <w:rtl w:val="0"/>
+        </w:rPr>
+        <w:t xml:space="preserve">.</w:t>
       </w:r>
       <w:r>
         <w:rPr>
@@ -239,80 +472,13 @@
     </w:p>
     <w:p>
       <w:pPr>
-        <w:ind w:left="360" w:firstLine="0"/>
         <w:rPr/>
       </w:pPr>
       <w:r>
         <w:rPr>
           <w:rtl w:val="0"/>
         </w:rPr>
-        <w:t xml:space="preserve"> По результатам проведения анализа защищенности АС «ЦАРС», исполнителем были обнаружены:</w:t>
-      </w:r>
-    </w:p>
-    <w:p>
-      <w:pPr>
-        <w:keepNext w:val="0"/>
-        <w:keepLines w:val="0"/>
-        <w:pageBreakBefore w:val="0"/>
-        <w:widowControl w:val="1"/>
-        <w:pBdr>
-          <w:top w:space="0" w:sz="0" w:val="nil"/>
-          <w:left w:space="0" w:sz="0" w:val="nil"/>
-          <w:bottom w:space="0" w:sz="0" w:val="nil"/>
-          <w:right w:space="0" w:sz="0" w:val="nil"/>
-          <w:between w:space="0" w:sz="0" w:val="nil"/>
-        </w:pBdr>
-        <w:shd w:fill="auto" w:val="clear"/>
-        <w:spacing w:after="0" w:before="0" w:line="259" w:lineRule="auto"/>
-        <w:ind w:left="720" w:right="0" w:firstLine="0"/>
-        <w:jc w:val="left"/>
-        <w:rPr>
-          <w:sz w:val="22"/>
-          <w:szCs w:val="22"/>
-          <w:highlight w:val="yellow"/>
-        </w:rPr>
-      </w:pPr>
-      <w:r>
-        <w:rPr>
-          <w:sz w:val="22"/>
-          <w:szCs w:val="22"/>
-          <w:highlight w:val="yellow"/>
-          <w:rtl w:val="0"/>
-        </w:rPr>
-        <w:t xml:space="preserve">critical_count - {{ critical_count }}</w:t>
-      </w:r>
-    </w:p>
-    <w:p>
-      <w:pPr>
-        <w:keepNext w:val="0"/>
-        <w:keepLines w:val="0"/>
-        <w:pageBreakBefore w:val="0"/>
-        <w:widowControl w:val="1"/>
-        <w:pBdr>
-          <w:top w:space="0" w:sz="0" w:val="nil"/>
-          <w:left w:space="0" w:sz="0" w:val="nil"/>
-          <w:bottom w:space="0" w:sz="0" w:val="nil"/>
-          <w:right w:space="0" w:sz="0" w:val="nil"/>
-          <w:between w:space="0" w:sz="0" w:val="nil"/>
-        </w:pBdr>
-        <w:shd w:fill="auto" w:val="clear"/>
-        <w:spacing w:after="0" w:before="0" w:line="259" w:lineRule="auto"/>
-        <w:ind w:left="720" w:right="0" w:firstLine="0"/>
-        <w:jc w:val="left"/>
-        <w:rPr>
-          <w:sz w:val="22"/>
-          <w:szCs w:val="22"/>
-          <w:highlight w:val="yellow"/>
-        </w:rPr>
-      </w:pPr>
-      <w:r>
-        <w:rPr>
-          <w:sz w:val="22"/>
-          <w:szCs w:val="22"/>
-          <w:highlight w:val="yellow"/>
-          <w:rtl w:val="0"/>
-        </w:rPr>
-        <w:t xml:space="preserve">info_count - {{ info_count }}</w:t>
+        <w:t xml:space="preserve">Для минимизации рисков реализации угроз кибербезопасности и повышении уровня защищенности системы, рекомендуется:</w:t>
       </w:r>
     </w:p>
     <w:p>
@@ -355,72 +521,7 @@
           <w:vertAlign w:val="baseline"/>
           <w:rtl w:val="0"/>
         </w:rPr>
-        <w:t xml:space="preserve">уязвимости с уровнем критичности </w:t>
-      </w:r>
-      <w:r>
-        <w:rPr>
-          <w:rFonts w:ascii="Times New Roman" w:cs="Times New Roman" w:eastAsia="Times New Roman" w:hAnsi="Times New Roman"/>
-          <w:b w:val="0"/>
-          <w:bCs w:val="0"/>
-          <w:i w:val="0"/>
-          <w:iCs w:val="0"/>
-          <w:smallCaps w:val="0"/>
-          <w:strike w:val="0"/>
-          <w:color w:val="ed7d31"/>
-          <w:sz w:val="22"/>
-          <w:szCs w:val="22"/>
-          <w:u w:val="none"/>
-          <w:shd w:fill="auto" w:val="clear"/>
-          <w:vertAlign w:val="baseline"/>
-          <w:rtl w:val="0"/>
-        </w:rPr>
-        <w:t xml:space="preserve">Средний </w:t>
-      </w:r>
-      <w:r>
-        <w:rPr>
-          <w:rFonts w:ascii="Times New Roman" w:cs="Times New Roman" w:eastAsia="Times New Roman" w:hAnsi="Times New Roman"/>
-          <w:b w:val="0"/>
-          <w:bCs w:val="0"/>
-          <w:i w:val="0"/>
-          <w:iCs w:val="0"/>
-          <w:smallCaps w:val="0"/>
-          <w:strike w:val="0"/>
-          <w:color w:val="262626"/>
-          <w:sz w:val="22"/>
-          <w:szCs w:val="22"/>
-          <w:u w:val="none"/>
-          <w:shd w:fill="auto" w:val="clear"/>
-          <w:vertAlign w:val="baseline"/>
-          <w:rtl w:val="0"/>
-        </w:rPr>
-        <w:t xml:space="preserve">– </w:t>
-      </w:r>
-      <w:r>
-        <w:rPr>
-          <w:sz w:val="22"/>
-          <w:szCs w:val="22"/>
-          <w:rtl w:val="0"/>
-        </w:rPr>
-        <w:t xml:space="preserve">{{ medium_count }}</w:t>
-      </w:r>
-      <w:r>
-        <w:rPr>
-          <w:rFonts w:ascii="Times New Roman" w:cs="Times New Roman" w:eastAsia="Times New Roman" w:hAnsi="Times New Roman"/>
-          <w:b w:val="0"/>
-          <w:bCs w:val="0"/>
-          <w:i w:val="0"/>
-          <w:iCs w:val="0"/>
-          <w:smallCaps w:val="0"/>
-          <w:strike w:val="0"/>
-          <w:color w:val="262626"/>
-          <w:sz w:val="22"/>
-          <w:szCs w:val="22"/>
-          <w:u w:val="none"/>
-          <w:shd w:fill="auto" w:val="clear"/>
-          <w:vertAlign w:val="baseline"/>
-          <w:rtl w:val="0"/>
-        </w:rPr>
-        <w:t xml:space="preserve">;</w:t>
+        <w:t xml:space="preserve">проводить периодический анализ защищенности;</w:t>
       </w:r>
       <w:r>
         <w:rPr>
@@ -437,178 +538,6 @@
         <w:numPr>
           <w:ilvl w:val="0"/>
           <w:numId w:val="2"/>
-        </w:numPr>
-        <w:pBdr>
-          <w:top w:space="0" w:sz="0" w:val="nil"/>
-          <w:left w:space="0" w:sz="0" w:val="nil"/>
-          <w:bottom w:space="0" w:sz="0" w:val="nil"/>
-          <w:right w:space="0" w:sz="0" w:val="nil"/>
-          <w:between w:space="0" w:sz="0" w:val="nil"/>
-        </w:pBdr>
-        <w:shd w:fill="auto" w:val="clear"/>
-        <w:spacing w:after="160" w:before="0" w:line="259" w:lineRule="auto"/>
-        <w:ind w:left="720" w:right="0" w:hanging="360"/>
-        <w:jc w:val="left"/>
-        <w:rPr/>
-      </w:pPr>
-      <w:r>
-        <w:rPr>
-          <w:rFonts w:ascii="Times New Roman" w:cs="Times New Roman" w:eastAsia="Times New Roman" w:hAnsi="Times New Roman"/>
-          <w:b w:val="0"/>
-          <w:bCs w:val="0"/>
-          <w:i w:val="0"/>
-          <w:iCs w:val="0"/>
-          <w:smallCaps w:val="0"/>
-          <w:strike w:val="0"/>
-          <w:color w:val="262626"/>
-          <w:sz w:val="22"/>
-          <w:szCs w:val="22"/>
-          <w:u w:val="none"/>
-          <w:shd w:fill="auto" w:val="clear"/>
-          <w:vertAlign w:val="baseline"/>
-          <w:rtl w:val="0"/>
-        </w:rPr>
-        <w:t xml:space="preserve">уязвимости с уровнем критичности </w:t>
-      </w:r>
-      <w:r>
-        <w:rPr>
-          <w:rFonts w:ascii="Times New Roman" w:cs="Times New Roman" w:eastAsia="Times New Roman" w:hAnsi="Times New Roman"/>
-          <w:b w:val="0"/>
-          <w:bCs w:val="0"/>
-          <w:i w:val="0"/>
-          <w:iCs w:val="0"/>
-          <w:smallCaps w:val="0"/>
-          <w:strike w:val="0"/>
-          <w:color w:val="00b050"/>
-          <w:sz w:val="22"/>
-          <w:szCs w:val="22"/>
-          <w:u w:val="none"/>
-          <w:shd w:fill="auto" w:val="clear"/>
-          <w:vertAlign w:val="baseline"/>
-          <w:rtl w:val="0"/>
-        </w:rPr>
-        <w:t xml:space="preserve">Низкий </w:t>
-      </w:r>
-      <w:r>
-        <w:rPr>
-          <w:rFonts w:ascii="Times New Roman" w:cs="Times New Roman" w:eastAsia="Times New Roman" w:hAnsi="Times New Roman"/>
-          <w:b w:val="0"/>
-          <w:bCs w:val="0"/>
-          <w:i w:val="0"/>
-          <w:iCs w:val="0"/>
-          <w:smallCaps w:val="0"/>
-          <w:strike w:val="0"/>
-          <w:color w:val="262626"/>
-          <w:sz w:val="22"/>
-          <w:szCs w:val="22"/>
-          <w:u w:val="none"/>
-          <w:shd w:fill="auto" w:val="clear"/>
-          <w:vertAlign w:val="baseline"/>
-          <w:rtl w:val="0"/>
-        </w:rPr>
-        <w:t xml:space="preserve">– </w:t>
-      </w:r>
-      <w:r>
-        <w:rPr>
-          <w:sz w:val="22"/>
-          <w:szCs w:val="22"/>
-          <w:rtl w:val="0"/>
-        </w:rPr>
-        <w:t xml:space="preserve">{{ low_count }}</w:t>
-      </w:r>
-      <w:r>
-        <w:rPr>
-          <w:rFonts w:ascii="Times New Roman" w:cs="Times New Roman" w:eastAsia="Times New Roman" w:hAnsi="Times New Roman"/>
-          <w:b w:val="0"/>
-          <w:bCs w:val="0"/>
-          <w:i w:val="0"/>
-          <w:iCs w:val="0"/>
-          <w:smallCaps w:val="0"/>
-          <w:strike w:val="0"/>
-          <w:color w:val="262626"/>
-          <w:sz w:val="22"/>
-          <w:szCs w:val="22"/>
-          <w:u w:val="none"/>
-          <w:shd w:fill="auto" w:val="clear"/>
-          <w:vertAlign w:val="baseline"/>
-          <w:rtl w:val="0"/>
-        </w:rPr>
-        <w:t xml:space="preserve">.</w:t>
-      </w:r>
-      <w:r>
-        <w:rPr>
-          <w:rtl w:val="0"/>
-        </w:rPr>
-      </w:r>
-    </w:p>
-    <w:p>
-      <w:pPr>
-        <w:rPr/>
-      </w:pPr>
-      <w:r>
-        <w:rPr>
-          <w:rtl w:val="0"/>
-        </w:rPr>
-        <w:t xml:space="preserve">Для минимизации рисков реализации угроз кибербезопасности и повышении уровня защищенности системы, рекомендуется:</w:t>
-      </w:r>
-    </w:p>
-    <w:p>
-      <w:pPr>
-        <w:keepNext w:val="0"/>
-        <w:keepLines w:val="0"/>
-        <w:pageBreakBefore w:val="0"/>
-        <w:widowControl w:val="1"/>
-        <w:numPr>
-          <w:ilvl w:val="0"/>
-          <w:numId w:val="3"/>
-        </w:numPr>
-        <w:pBdr>
-          <w:top w:space="0" w:sz="0" w:val="nil"/>
-          <w:left w:space="0" w:sz="0" w:val="nil"/>
-          <w:bottom w:space="0" w:sz="0" w:val="nil"/>
-          <w:right w:space="0" w:sz="0" w:val="nil"/>
-          <w:between w:space="0" w:sz="0" w:val="nil"/>
-        </w:pBdr>
-        <w:shd w:fill="auto" w:val="clear"/>
-        <w:spacing w:after="0" w:before="0" w:line="259" w:lineRule="auto"/>
-        <w:ind w:left="720" w:right="0" w:hanging="360"/>
-        <w:jc w:val="left"/>
-        <w:rPr/>
-      </w:pPr>
-      <w:r>
-        <w:rPr>
-          <w:rFonts w:ascii="Times New Roman" w:cs="Times New Roman" w:eastAsia="Times New Roman" w:hAnsi="Times New Roman"/>
-          <w:b w:val="0"/>
-          <w:bCs w:val="0"/>
-          <w:i w:val="0"/>
-          <w:iCs w:val="0"/>
-          <w:smallCaps w:val="0"/>
-          <w:strike w:val="0"/>
-          <w:color w:val="262626"/>
-          <w:sz w:val="22"/>
-          <w:szCs w:val="22"/>
-          <w:u w:val="none"/>
-          <w:shd w:fill="auto" w:val="clear"/>
-          <w:vertAlign w:val="baseline"/>
-          <w:rtl w:val="0"/>
-        </w:rPr>
-        <w:t xml:space="preserve">проводить периодический анализ защищенности;</w:t>
-      </w:r>
-      <w:r>
-        <w:rPr>
-          <w:rtl w:val="0"/>
-        </w:rPr>
-      </w:r>
-    </w:p>
-    <w:p>
-      <w:pPr>
-        <w:keepNext w:val="0"/>
-        <w:keepLines w:val="0"/>
-        <w:pageBreakBefore w:val="0"/>
-        <w:widowControl w:val="1"/>
-        <w:numPr>
-          <w:ilvl w:val="0"/>
-          <w:numId w:val="3"/>
         </w:numPr>
         <w:pBdr>
           <w:top w:space="0" w:sz="0" w:val="nil"/>
@@ -1067,31 +996,31 @@
         <w:ind w:left="720" w:hanging="360"/>
       </w:pPr>
       <w:rPr>
-        <w:rFonts w:ascii="Noto Sans Symbols" w:cs="Noto Sans Symbols" w:eastAsia="Noto Sans Symbols" w:hAnsi="Noto Sans Symbols"/>
+        <w:u w:val="none"/>
       </w:rPr>
     </w:lvl>
     <w:lvl w:ilvl="1">
       <w:start w:val="1"/>
       <w:numFmt w:val="bullet"/>
-      <w:lvlText w:val="o"/>
+      <w:lvlText w:val="○"/>
       <w:lvlJc w:val="left"/>
       <w:pPr>
         <w:ind w:left="1440" w:hanging="360"/>
       </w:pPr>
       <w:rPr>
-        <w:rFonts w:ascii="Courier New" w:cs="Courier New" w:eastAsia="Courier New" w:hAnsi="Courier New"/>
+        <w:u w:val="none"/>
       </w:rPr>
     </w:lvl>
     <w:lvl w:ilvl="2">
       <w:start w:val="1"/>
       <w:numFmt w:val="bullet"/>
-      <w:lvlText w:val="▪"/>
+      <w:lvlText w:val="■"/>
       <w:lvlJc w:val="left"/>
       <w:pPr>
         <w:ind w:left="2160" w:hanging="360"/>
       </w:pPr>
       <w:rPr>
-        <w:rFonts w:ascii="Noto Sans Symbols" w:cs="Noto Sans Symbols" w:eastAsia="Noto Sans Symbols" w:hAnsi="Noto Sans Symbols"/>
+        <w:u w:val="none"/>
       </w:rPr>
     </w:lvl>
     <w:lvl w:ilvl="3">
@@ -1103,31 +1032,31 @@
         <w:ind w:left="2880" w:hanging="360"/>
       </w:pPr>
       <w:rPr>
-        <w:rFonts w:ascii="Noto Sans Symbols" w:cs="Noto Sans Symbols" w:eastAsia="Noto Sans Symbols" w:hAnsi="Noto Sans Symbols"/>
+        <w:u w:val="none"/>
       </w:rPr>
     </w:lvl>
     <w:lvl w:ilvl="4">
       <w:start w:val="1"/>
       <w:numFmt w:val="bullet"/>
-      <w:lvlText w:val="o"/>
+      <w:lvlText w:val="○"/>
       <w:lvlJc w:val="left"/>
       <w:pPr>
         <w:ind w:left="3600" w:hanging="360"/>
       </w:pPr>
       <w:rPr>
-        <w:rFonts w:ascii="Courier New" w:cs="Courier New" w:eastAsia="Courier New" w:hAnsi="Courier New"/>
+        <w:u w:val="none"/>
       </w:rPr>
     </w:lvl>
     <w:lvl w:ilvl="5">
       <w:start w:val="1"/>
       <w:numFmt w:val="bullet"/>
-      <w:lvlText w:val="▪"/>
+      <w:lvlText w:val="■"/>
       <w:lvlJc w:val="left"/>
       <w:pPr>
         <w:ind w:left="4320" w:hanging="360"/>
       </w:pPr>
       <w:rPr>
-        <w:rFonts w:ascii="Noto Sans Symbols" w:cs="Noto Sans Symbols" w:eastAsia="Noto Sans Symbols" w:hAnsi="Noto Sans Symbols"/>
+        <w:u w:val="none"/>
       </w:rPr>
     </w:lvl>
     <w:lvl w:ilvl="6">
@@ -1139,31 +1068,31 @@
         <w:ind w:left="5040" w:hanging="360"/>
       </w:pPr>
       <w:rPr>
-        <w:rFonts w:ascii="Noto Sans Symbols" w:cs="Noto Sans Symbols" w:eastAsia="Noto Sans Symbols" w:hAnsi="Noto Sans Symbols"/>
+        <w:u w:val="none"/>
       </w:rPr>
     </w:lvl>
     <w:lvl w:ilvl="7">
       <w:start w:val="1"/>
       <w:numFmt w:val="bullet"/>
-      <w:lvlText w:val="o"/>
+      <w:lvlText w:val="○"/>
       <w:lvlJc w:val="left"/>
       <w:pPr>
         <w:ind w:left="5760" w:hanging="360"/>
       </w:pPr>
       <w:rPr>
-        <w:rFonts w:ascii="Courier New" w:cs="Courier New" w:eastAsia="Courier New" w:hAnsi="Courier New"/>
+        <w:u w:val="none"/>
       </w:rPr>
     </w:lvl>
     <w:lvl w:ilvl="8">
       <w:start w:val="1"/>
       <w:numFmt w:val="bullet"/>
-      <w:lvlText w:val="▪"/>
+      <w:lvlText w:val="■"/>
       <w:lvlJc w:val="left"/>
       <w:pPr>
         <w:ind w:left="6480" w:hanging="360"/>
       </w:pPr>
       <w:rPr>
-        <w:rFonts w:ascii="Noto Sans Symbols" w:cs="Noto Sans Symbols" w:eastAsia="Noto Sans Symbols" w:hAnsi="Noto Sans Symbols"/>
+        <w:u w:val="none"/>
       </w:rPr>
     </w:lvl>
   </w:abstractNum>

--- a/services/export-service/templates/web/04_test_results.docx
+++ b/services/export-service/templates/web/04_test_results.docx
@@ -106,7 +106,7 @@
         <w:rPr>
           <w:rtl w:val="0"/>
         </w:rPr>
-        <w:t xml:space="preserve">{{name}}</w:t>
+        <w:t xml:space="preserve">{{name}}{% if loop.last %}.{% else %};{% endif %}</w:t>
       </w:r>
     </w:p>
     <w:p>
@@ -168,80 +168,134 @@
     </w:p>
     <w:p>
       <w:pPr>
-        <w:ind w:left="360" w:firstLine="0"/>
-        <w:rPr/>
-      </w:pPr>
-      <w:r>
-        <w:rPr>
-          <w:rtl w:val="0"/>
-        </w:rPr>
-        <w:t xml:space="preserve"> По результатам проведения анализа защищенности АС «ЦАРС», исполнителем были обнаружены:</w:t>
+        <w:ind w:left="0" w:firstLine="0"/>
+        <w:rPr>
+          <w:sz w:val="22"/>
+          <w:szCs w:val="22"/>
+        </w:rPr>
+      </w:pPr>
+      <w:r>
+        <w:rPr>
+          <w:rtl w:val="0"/>
+        </w:rPr>
+        <w:t xml:space="preserve">По результатам проведения анализа защищенности {{ asName }}, исполнителем были обнаружены:</w:t>
+      </w:r>
+      <w:r>
+        <w:rPr>
+          <w:rtl w:val="0"/>
+        </w:rPr>
       </w:r>
     </w:p>
     <w:p>
       <w:pPr>
-        <w:keepNext w:val="0"/>
-        <w:keepLines w:val="0"/>
-        <w:pageBreakBefore w:val="0"/>
-        <w:widowControl w:val="1"/>
-        <w:pBdr>
-          <w:top w:space="0" w:sz="0" w:val="nil"/>
-          <w:left w:space="0" w:sz="0" w:val="nil"/>
-          <w:bottom w:space="0" w:sz="0" w:val="nil"/>
-          <w:right w:space="0" w:sz="0" w:val="nil"/>
-          <w:between w:space="0" w:sz="0" w:val="nil"/>
-        </w:pBdr>
-        <w:shd w:fill="auto" w:val="clear"/>
-        <w:spacing w:after="0" w:before="0" w:line="259" w:lineRule="auto"/>
-        <w:ind w:left="720" w:right="0" w:firstLine="0"/>
-        <w:jc w:val="left"/>
-        <w:rPr>
-          <w:sz w:val="22"/>
-          <w:szCs w:val="22"/>
-          <w:highlight w:val="yellow"/>
-        </w:rPr>
-      </w:pPr>
-      <w:r>
-        <w:rPr>
-          <w:sz w:val="22"/>
-          <w:szCs w:val="22"/>
-          <w:highlight w:val="yellow"/>
-          <w:rtl w:val="0"/>
-        </w:rPr>
-        <w:t xml:space="preserve">critical_count - {{ critical_count }}</w:t>
+        <w:numPr>
+          <w:ilvl w:val="0"/>
+          <w:numId w:val="1"/>
+        </w:numPr>
+        <w:spacing w:after="0" w:lineRule="auto"/>
+        <w:ind w:left="720" w:hanging="360"/>
+      </w:pPr>
+      <w:r>
+        <w:rPr>
+          <w:sz w:val="22"/>
+          <w:szCs w:val="22"/>
+          <w:rtl w:val="0"/>
+        </w:rPr>
+        <w:t xml:space="preserve">уязвимости с уровнем критичности </w:t>
+      </w:r>
+      <w:r>
+        <w:rPr>
+          <w:color w:val="980000"/>
+          <w:sz w:val="22"/>
+          <w:szCs w:val="22"/>
+          <w:rtl w:val="0"/>
+        </w:rPr>
+        <w:t xml:space="preserve">Критичный </w:t>
+      </w:r>
+      <w:r>
+        <w:rPr>
+          <w:sz w:val="22"/>
+          <w:szCs w:val="22"/>
+          <w:rtl w:val="0"/>
+        </w:rPr>
+        <w:t xml:space="preserve">– {{ </w:t>
+      </w:r>
+      <w:r>
+        <w:rPr>
+          <w:rtl w:val="0"/>
+        </w:rPr>
+        <w:t xml:space="preserve">critical_count</w:t>
+      </w:r>
+      <w:r>
+        <w:rPr>
+          <w:sz w:val="22"/>
+          <w:szCs w:val="22"/>
+          <w:rtl w:val="0"/>
+        </w:rPr>
+        <w:t xml:space="preserve">}};</w:t>
+      </w:r>
+      <w:r>
+        <w:rPr>
+          <w:rtl w:val="0"/>
+        </w:rPr>
       </w:r>
     </w:p>
     <w:p>
       <w:pPr>
-        <w:keepNext w:val="0"/>
-        <w:keepLines w:val="0"/>
-        <w:pageBreakBefore w:val="0"/>
-        <w:widowControl w:val="1"/>
-        <w:pBdr>
-          <w:top w:space="0" w:sz="0" w:val="nil"/>
-          <w:left w:space="0" w:sz="0" w:val="nil"/>
-          <w:bottom w:space="0" w:sz="0" w:val="nil"/>
-          <w:right w:space="0" w:sz="0" w:val="nil"/>
-          <w:between w:space="0" w:sz="0" w:val="nil"/>
-        </w:pBdr>
-        <w:shd w:fill="auto" w:val="clear"/>
-        <w:spacing w:after="0" w:before="0" w:line="259" w:lineRule="auto"/>
-        <w:ind w:left="720" w:right="0" w:firstLine="0"/>
-        <w:jc w:val="left"/>
-        <w:rPr>
-          <w:sz w:val="22"/>
-          <w:szCs w:val="22"/>
-          <w:highlight w:val="yellow"/>
-        </w:rPr>
-      </w:pPr>
-      <w:r>
-        <w:rPr>
-          <w:sz w:val="22"/>
-          <w:szCs w:val="22"/>
-          <w:highlight w:val="yellow"/>
-          <w:rtl w:val="0"/>
-        </w:rPr>
-        <w:t xml:space="preserve">info_count - {{ info_count }}</w:t>
+        <w:numPr>
+          <w:ilvl w:val="0"/>
+          <w:numId w:val="1"/>
+        </w:numPr>
+        <w:spacing w:after="0" w:lineRule="auto"/>
+        <w:ind w:left="720" w:hanging="360"/>
+      </w:pPr>
+      <w:r>
+        <w:rPr>
+          <w:sz w:val="22"/>
+          <w:szCs w:val="22"/>
+          <w:rtl w:val="0"/>
+        </w:rPr>
+        <w:t xml:space="preserve">уязвимости с уровнем критичности </w:t>
+      </w:r>
+      <w:r>
+        <w:rPr>
+          <w:color w:val="ff0000"/>
+          <w:sz w:val="22"/>
+          <w:szCs w:val="22"/>
+          <w:rtl w:val="0"/>
+        </w:rPr>
+        <w:t xml:space="preserve">Высокий</w:t>
+      </w:r>
+      <w:r>
+        <w:rPr>
+          <w:color w:val="ed7d31"/>
+          <w:sz w:val="22"/>
+          <w:szCs w:val="22"/>
+          <w:rtl w:val="0"/>
+        </w:rPr>
+        <w:t xml:space="preserve"> </w:t>
+      </w:r>
+      <w:r>
+        <w:rPr>
+          <w:sz w:val="22"/>
+          <w:szCs w:val="22"/>
+          <w:rtl w:val="0"/>
+        </w:rPr>
+        <w:t xml:space="preserve">– {{ </w:t>
+      </w:r>
+      <w:r>
+        <w:rPr>
+          <w:rtl w:val="0"/>
+        </w:rPr>
+        <w:t xml:space="preserve">high_count</w:t>
+      </w:r>
+      <w:r>
+        <w:rPr>
+          <w:sz w:val="22"/>
+          <w:szCs w:val="22"/>
+          <w:rtl w:val="0"/>
+        </w:rPr>
+        <w:t xml:space="preserve">}};</w:t>
       </w:r>
     </w:p>
     <w:p>
@@ -330,144 +384,118 @@
           <w:szCs w:val="22"/>
           <w:rtl w:val="0"/>
         </w:rPr>
-        <w:t xml:space="preserve">{{ medium_count }}</w:t>
-      </w:r>
-      <w:r>
-        <w:rPr>
-          <w:rFonts w:ascii="Times New Roman" w:cs="Times New Roman" w:eastAsia="Times New Roman" w:hAnsi="Times New Roman"/>
-          <w:b w:val="0"/>
-          <w:bCs w:val="0"/>
-          <w:i w:val="0"/>
-          <w:iCs w:val="0"/>
-          <w:smallCaps w:val="0"/>
-          <w:strike w:val="0"/>
-          <w:color w:val="262626"/>
-          <w:sz w:val="22"/>
-          <w:szCs w:val="22"/>
-          <w:u w:val="none"/>
-          <w:shd w:fill="auto" w:val="clear"/>
-          <w:vertAlign w:val="baseline"/>
-          <w:rtl w:val="0"/>
-        </w:rPr>
-        <w:t xml:space="preserve">;</w:t>
-      </w:r>
-      <w:r>
-        <w:rPr>
-          <w:rtl w:val="0"/>
-        </w:rPr>
+        <w:t xml:space="preserve">{{ medium_count }};</w:t>
       </w:r>
     </w:p>
     <w:p>
       <w:pPr>
-        <w:keepNext w:val="0"/>
-        <w:keepLines w:val="0"/>
-        <w:pageBreakBefore w:val="0"/>
-        <w:widowControl w:val="1"/>
         <w:numPr>
           <w:ilvl w:val="0"/>
           <w:numId w:val="1"/>
         </w:numPr>
-        <w:pBdr>
-          <w:top w:space="0" w:sz="0" w:val="nil"/>
-          <w:left w:space="0" w:sz="0" w:val="nil"/>
-          <w:bottom w:space="0" w:sz="0" w:val="nil"/>
-          <w:right w:space="0" w:sz="0" w:val="nil"/>
-          <w:between w:space="0" w:sz="0" w:val="nil"/>
-        </w:pBdr>
-        <w:shd w:fill="auto" w:val="clear"/>
-        <w:spacing w:after="160" w:before="0" w:line="259" w:lineRule="auto"/>
-        <w:ind w:left="720" w:right="0" w:hanging="360"/>
-        <w:jc w:val="left"/>
-        <w:rPr/>
-      </w:pPr>
-      <w:r>
-        <w:rPr>
-          <w:rFonts w:ascii="Times New Roman" w:cs="Times New Roman" w:eastAsia="Times New Roman" w:hAnsi="Times New Roman"/>
-          <w:b w:val="0"/>
-          <w:bCs w:val="0"/>
-          <w:i w:val="0"/>
-          <w:iCs w:val="0"/>
-          <w:smallCaps w:val="0"/>
-          <w:strike w:val="0"/>
-          <w:color w:val="262626"/>
-          <w:sz w:val="22"/>
-          <w:szCs w:val="22"/>
-          <w:u w:val="none"/>
-          <w:shd w:fill="auto" w:val="clear"/>
-          <w:vertAlign w:val="baseline"/>
+        <w:spacing w:after="0" w:lineRule="auto"/>
+        <w:ind w:left="720" w:hanging="360"/>
+        <w:rPr>
+          <w:sz w:val="22"/>
+          <w:szCs w:val="22"/>
+        </w:rPr>
+      </w:pPr>
+      <w:r>
+        <w:rPr>
+          <w:sz w:val="22"/>
+          <w:szCs w:val="22"/>
           <w:rtl w:val="0"/>
         </w:rPr>
         <w:t xml:space="preserve">уязвимости с уровнем критичности </w:t>
       </w:r>
       <w:r>
         <w:rPr>
-          <w:rFonts w:ascii="Times New Roman" w:cs="Times New Roman" w:eastAsia="Times New Roman" w:hAnsi="Times New Roman"/>
-          <w:b w:val="0"/>
-          <w:bCs w:val="0"/>
-          <w:i w:val="0"/>
-          <w:iCs w:val="0"/>
-          <w:smallCaps w:val="0"/>
-          <w:strike w:val="0"/>
           <w:color w:val="00b050"/>
           <w:sz w:val="22"/>
           <w:szCs w:val="22"/>
-          <w:u w:val="none"/>
-          <w:shd w:fill="auto" w:val="clear"/>
-          <w:vertAlign w:val="baseline"/>
           <w:rtl w:val="0"/>
         </w:rPr>
         <w:t xml:space="preserve">Низкий </w:t>
       </w:r>
       <w:r>
         <w:rPr>
-          <w:rFonts w:ascii="Times New Roman" w:cs="Times New Roman" w:eastAsia="Times New Roman" w:hAnsi="Times New Roman"/>
-          <w:b w:val="0"/>
-          <w:bCs w:val="0"/>
-          <w:i w:val="0"/>
-          <w:iCs w:val="0"/>
-          <w:smallCaps w:val="0"/>
-          <w:strike w:val="0"/>
-          <w:color w:val="262626"/>
-          <w:sz w:val="22"/>
-          <w:szCs w:val="22"/>
-          <w:u w:val="none"/>
-          <w:shd w:fill="auto" w:val="clear"/>
-          <w:vertAlign w:val="baseline"/>
-          <w:rtl w:val="0"/>
-        </w:rPr>
-        <w:t xml:space="preserve">– </w:t>
-      </w:r>
-      <w:r>
-        <w:rPr>
-          <w:sz w:val="22"/>
-          <w:szCs w:val="22"/>
-          <w:rtl w:val="0"/>
-        </w:rPr>
-        <w:t xml:space="preserve">{{ low_count }}</w:t>
-      </w:r>
-      <w:r>
-        <w:rPr>
-          <w:rFonts w:ascii="Times New Roman" w:cs="Times New Roman" w:eastAsia="Times New Roman" w:hAnsi="Times New Roman"/>
-          <w:b w:val="0"/>
-          <w:bCs w:val="0"/>
-          <w:i w:val="0"/>
-          <w:iCs w:val="0"/>
-          <w:smallCaps w:val="0"/>
-          <w:strike w:val="0"/>
-          <w:color w:val="262626"/>
-          <w:sz w:val="22"/>
-          <w:szCs w:val="22"/>
-          <w:u w:val="none"/>
-          <w:shd w:fill="auto" w:val="clear"/>
-          <w:vertAlign w:val="baseline"/>
-          <w:rtl w:val="0"/>
-        </w:rPr>
-        <w:t xml:space="preserve">.</w:t>
-      </w:r>
-      <w:r>
-        <w:rPr>
-          <w:rtl w:val="0"/>
-        </w:rPr>
+          <w:sz w:val="22"/>
+          <w:szCs w:val="22"/>
+          <w:rtl w:val="0"/>
+        </w:rPr>
+        <w:t xml:space="preserve">– {{ </w:t>
+      </w:r>
+      <w:r>
+        <w:rPr>
+          <w:rtl w:val="0"/>
+        </w:rPr>
+        <w:t xml:space="preserve">low_count</w:t>
+      </w:r>
+      <w:r>
+        <w:rPr>
+          <w:sz w:val="22"/>
+          <w:szCs w:val="22"/>
+          <w:rtl w:val="0"/>
+        </w:rPr>
+        <w:t xml:space="preserve">}};</w:t>
+      </w:r>
+    </w:p>
+    <w:p>
+      <w:pPr>
+        <w:numPr>
+          <w:ilvl w:val="0"/>
+          <w:numId w:val="1"/>
+        </w:numPr>
+        <w:ind w:left="720" w:hanging="360"/>
+        <w:rPr>
+          <w:sz w:val="22"/>
+          <w:szCs w:val="22"/>
+        </w:rPr>
+      </w:pPr>
+      <w:r>
+        <w:rPr>
+          <w:sz w:val="22"/>
+          <w:szCs w:val="22"/>
+          <w:rtl w:val="0"/>
+        </w:rPr>
+        <w:t xml:space="preserve">уязвимости с уровнем критичности </w:t>
+      </w:r>
+      <w:r>
+        <w:rPr>
+          <w:color w:val="4a86e8"/>
+          <w:sz w:val="22"/>
+          <w:szCs w:val="22"/>
+          <w:rtl w:val="0"/>
+        </w:rPr>
+        <w:t xml:space="preserve">Информационный</w:t>
+      </w:r>
+      <w:r>
+        <w:rPr>
+          <w:rtl w:val="0"/>
+        </w:rPr>
+        <w:t xml:space="preserve"> </w:t>
+      </w:r>
+      <w:r>
+        <w:rPr>
+          <w:sz w:val="22"/>
+          <w:szCs w:val="22"/>
+          <w:rtl w:val="0"/>
+        </w:rPr>
+        <w:t xml:space="preserve">– {{ </w:t>
+      </w:r>
+      <w:r>
+        <w:rPr>
+          <w:rtl w:val="0"/>
+        </w:rPr>
+        <w:t xml:space="preserve">info_count</w:t>
+      </w:r>
+      <w:r>
+        <w:rPr>
+          <w:sz w:val="22"/>
+          <w:szCs w:val="22"/>
+          <w:rtl w:val="0"/>
+        </w:rPr>
+        <w:t xml:space="preserve">}}.</w:t>
       </w:r>
     </w:p>
     <w:p>
@@ -571,6 +599,16 @@
         </w:rPr>
         <w:t xml:space="preserve">устранить выявленные уязвимости.</w:t>
       </w:r>
+      <w:r>
+        <w:rPr>
+          <w:rtl w:val="0"/>
+        </w:rPr>
+      </w:r>
+    </w:p>
+    <w:p>
+      <w:pPr>
+        <w:rPr/>
+      </w:pPr>
       <w:r>
         <w:rPr>
           <w:rtl w:val="0"/>
